--- a/src/app/dashboard/surat/components/templates/MOU_Template_persentase_final.docx
+++ b/src/app/dashboard/surat/components/templates/MOU_Template_persentase_final.docx
@@ -24,12 +24,6 @@
         <w:gridCol w:w="6458"/>
       </w:tblGrid>
       <w:tr>
-        <w:tblPrEx>
-          <w:tblCellMar>
-            <w:top w:w="0" w:type="dxa"/>
-            <w:bottom w:w="0" w:type="dxa"/>
-          </w:tblCellMar>
-        </w:tblPrEx>
         <w:tc>
           <w:tcPr>
             <w:tcW w:w="1200" w:type="dxa"/>
@@ -127,6 +121,16 @@
               </w:rPr>
               <w:t>SOLUSINDO PREMIER</w:t>
             </w:r>
+            <w:r>
+              <w:rPr>
+                <w:b/>
+                <w:bCs/>
+                <w:color w:val="1A1A2E"/>
+                <w:sz w:val="34"/>
+                <w:szCs w:val="34"/>
+              </w:rPr>
+              <w:t xml:space="preserve"> PROPERTY</w:t>
+            </w:r>
           </w:p>
           <w:p>
             <w:pPr>
@@ -1360,13 +1364,7 @@
         <w:rPr>
           <w:color w:val="1A1A2E"/>
         </w:rPr>
-        <w:t>b</w:t>
-      </w:r>
-      <w:r>
-        <w:rPr>
-          <w:color w:val="1A1A2E"/>
-        </w:rPr>
-        <w:t>erdasarkan</w:t>
+        <w:t>berdasarkan</w:t>
       </w:r>
       <w:proofErr w:type="spellEnd"/>
       <w:r>
@@ -1663,15 +1661,7 @@
           <w:bCs/>
           <w:color w:val="1A1A2E"/>
         </w:rPr>
-        <w:t>PIHAK K</w:t>
-      </w:r>
-      <w:r>
-        <w:rPr>
-          <w:b/>
-          <w:bCs/>
-          <w:color w:val="1A1A2E"/>
-        </w:rPr>
-        <w:t>EDUA</w:t>
+        <w:t>PIHAK KEDUA</w:t>
       </w:r>
       <w:r>
         <w:rPr>
@@ -2401,12 +2391,6 @@
         <w:gridCol w:w="8306"/>
       </w:tblGrid>
       <w:tr>
-        <w:tblPrEx>
-          <w:tblCellMar>
-            <w:top w:w="0" w:type="dxa"/>
-            <w:bottom w:w="0" w:type="dxa"/>
-          </w:tblCellMar>
-        </w:tblPrEx>
         <w:tc>
           <w:tcPr>
             <w:tcW w:w="8306" w:type="dxa"/>
@@ -2885,15 +2869,7 @@
           <w:bCs/>
           <w:color w:val="1A1A2E"/>
         </w:rPr>
-        <w:t>PIHAK KEDU</w:t>
-      </w:r>
-      <w:r>
-        <w:rPr>
-          <w:b/>
-          <w:bCs/>
-          <w:color w:val="1A1A2E"/>
-        </w:rPr>
-        <w:t>A</w:t>
+        <w:t>PIHAK KEDUA</w:t>
       </w:r>
       <w:r>
         <w:rPr>
@@ -3312,13 +3288,7 @@
         <w:rPr>
           <w:color w:val="1A1A2E"/>
         </w:rPr>
-        <w:t>kondi</w:t>
-      </w:r>
-      <w:r>
-        <w:rPr>
-          <w:color w:val="1A1A2E"/>
-        </w:rPr>
-        <w:t>si</w:t>
+        <w:t>kondisi</w:t>
       </w:r>
       <w:proofErr w:type="spellEnd"/>
       <w:r>
@@ -3766,13 +3736,7 @@
         <w:rPr>
           <w:color w:val="1A1A2E"/>
         </w:rPr>
-        <w:t>t</w:t>
-      </w:r>
-      <w:r>
-        <w:rPr>
-          <w:color w:val="1A1A2E"/>
-        </w:rPr>
-        <w:t>imbul</w:t>
+        <w:t>timbul</w:t>
       </w:r>
       <w:proofErr w:type="spellEnd"/>
       <w:r>
@@ -4111,12 +4075,6 @@
         <w:gridCol w:w="3987"/>
       </w:tblGrid>
       <w:tr>
-        <w:tblPrEx>
-          <w:tblCellMar>
-            <w:top w:w="0" w:type="dxa"/>
-            <w:bottom w:w="0" w:type="dxa"/>
-          </w:tblCellMar>
-        </w:tblPrEx>
         <w:trPr>
           <w:tblHeader/>
         </w:trPr>
@@ -4182,12 +4140,6 @@
         </w:tc>
       </w:tr>
       <w:tr>
-        <w:tblPrEx>
-          <w:tblCellMar>
-            <w:top w:w="0" w:type="dxa"/>
-            <w:bottom w:w="0" w:type="dxa"/>
-          </w:tblCellMar>
-        </w:tblPrEx>
         <w:tc>
           <w:tcPr>
             <w:tcW w:w="4319" w:type="dxa"/>
@@ -4308,12 +4260,6 @@
         </w:tc>
       </w:tr>
       <w:tr>
-        <w:tblPrEx>
-          <w:tblCellMar>
-            <w:top w:w="0" w:type="dxa"/>
-            <w:bottom w:w="0" w:type="dxa"/>
-          </w:tblCellMar>
-        </w:tblPrEx>
         <w:tc>
           <w:tcPr>
             <w:tcW w:w="4319" w:type="dxa"/>
@@ -4404,50 +4350,34 @@
                 <w:sz w:val="20"/>
                 <w:szCs w:val="20"/>
               </w:rPr>
-              <w:t>.</w:t>
-            </w:r>
+              <w:t>. {{</w:t>
+            </w:r>
+            <w:proofErr w:type="spellStart"/>
             <w:r>
               <w:rPr>
                 <w:color w:val="1A1A2E"/>
                 <w:sz w:val="20"/>
                 <w:szCs w:val="20"/>
               </w:rPr>
-              <w:t xml:space="preserve"> {{</w:t>
-            </w:r>
-            <w:proofErr w:type="spellStart"/>
+              <w:t>maksimum_bidding</w:t>
+            </w:r>
+            <w:proofErr w:type="spellEnd"/>
             <w:r>
               <w:rPr>
                 <w:color w:val="1A1A2E"/>
                 <w:sz w:val="20"/>
                 <w:szCs w:val="20"/>
               </w:rPr>
-              <w:t>maksimum_bidding</w:t>
-            </w:r>
-            <w:proofErr w:type="spellEnd"/>
+              <w:t>}} ({{</w:t>
+            </w:r>
+            <w:proofErr w:type="spellStart"/>
             <w:r>
               <w:rPr>
                 <w:color w:val="1A1A2E"/>
                 <w:sz w:val="20"/>
                 <w:szCs w:val="20"/>
               </w:rPr>
-              <w:t>}} ({{</w:t>
-            </w:r>
-            <w:proofErr w:type="spellStart"/>
-            <w:r>
-              <w:rPr>
-                <w:color w:val="1A1A2E"/>
-                <w:sz w:val="20"/>
-                <w:szCs w:val="20"/>
-              </w:rPr>
-              <w:t>terbilang_</w:t>
-            </w:r>
-            <w:r>
-              <w:rPr>
-                <w:color w:val="1A1A2E"/>
-                <w:sz w:val="20"/>
-                <w:szCs w:val="20"/>
-              </w:rPr>
-              <w:t>maksimum_bidding</w:t>
+              <w:t>terbilang_maksimum_bidding</w:t>
             </w:r>
             <w:proofErr w:type="spellEnd"/>
             <w:r>
@@ -4462,12 +4392,6 @@
         </w:tc>
       </w:tr>
       <w:tr>
-        <w:tblPrEx>
-          <w:tblCellMar>
-            <w:top w:w="0" w:type="dxa"/>
-            <w:bottom w:w="0" w:type="dxa"/>
-          </w:tblCellMar>
-        </w:tblPrEx>
         <w:tc>
           <w:tcPr>
             <w:tcW w:w="4319" w:type="dxa"/>
@@ -4588,12 +4512,6 @@
         </w:tc>
       </w:tr>
       <w:tr>
-        <w:tblPrEx>
-          <w:tblCellMar>
-            <w:top w:w="0" w:type="dxa"/>
-            <w:bottom w:w="0" w:type="dxa"/>
-          </w:tblCellMar>
-        </w:tblPrEx>
         <w:tc>
           <w:tcPr>
             <w:tcW w:w="4319" w:type="dxa"/>
@@ -4735,15 +4653,7 @@
                 <w:sz w:val="20"/>
                 <w:szCs w:val="20"/>
               </w:rPr>
-              <w:t>.</w:t>
-            </w:r>
-            <w:r>
-              <w:rPr>
-                <w:color w:val="1A1A2E"/>
-                <w:sz w:val="20"/>
-                <w:szCs w:val="20"/>
-              </w:rPr>
-              <w:t xml:space="preserve"> {{</w:t>
+              <w:t>. {{</w:t>
             </w:r>
             <w:proofErr w:type="spellStart"/>
             <w:r>
@@ -4790,12 +4700,6 @@
         </w:tc>
       </w:tr>
       <w:tr>
-        <w:tblPrEx>
-          <w:tblCellMar>
-            <w:top w:w="0" w:type="dxa"/>
-            <w:bottom w:w="0" w:type="dxa"/>
-          </w:tblCellMar>
-        </w:tblPrEx>
         <w:tc>
           <w:tcPr>
             <w:tcW w:w="4319" w:type="dxa"/>
@@ -4986,12 +4890,6 @@
         </w:tc>
       </w:tr>
       <w:tr>
-        <w:tblPrEx>
-          <w:tblCellMar>
-            <w:top w:w="0" w:type="dxa"/>
-            <w:bottom w:w="0" w:type="dxa"/>
-          </w:tblCellMar>
-        </w:tblPrEx>
         <w:tc>
           <w:tcPr>
             <w:tcW w:w="4319" w:type="dxa"/>
@@ -5106,41 +5004,25 @@
                 <w:sz w:val="20"/>
                 <w:szCs w:val="20"/>
               </w:rPr>
-              <w:t>biaya_</w:t>
-            </w:r>
+              <w:t>biaya_pengosongan</w:t>
+            </w:r>
+            <w:proofErr w:type="spellEnd"/>
             <w:r>
               <w:rPr>
                 <w:color w:val="1A1A2E"/>
                 <w:sz w:val="20"/>
                 <w:szCs w:val="20"/>
               </w:rPr>
-              <w:t>pengosongan</w:t>
-            </w:r>
-            <w:proofErr w:type="spellEnd"/>
+              <w:t>}} ({{</w:t>
+            </w:r>
+            <w:proofErr w:type="spellStart"/>
             <w:r>
               <w:rPr>
                 <w:color w:val="1A1A2E"/>
                 <w:sz w:val="20"/>
                 <w:szCs w:val="20"/>
               </w:rPr>
-              <w:t>}} ({{</w:t>
-            </w:r>
-            <w:proofErr w:type="spellStart"/>
-            <w:r>
-              <w:rPr>
-                <w:color w:val="1A1A2E"/>
-                <w:sz w:val="20"/>
-                <w:szCs w:val="20"/>
-              </w:rPr>
-              <w:t>terbilang_</w:t>
-            </w:r>
-            <w:r>
-              <w:rPr>
-                <w:color w:val="1A1A2E"/>
-                <w:sz w:val="20"/>
-                <w:szCs w:val="20"/>
-              </w:rPr>
-              <w:t>biaya_pengosongan</w:t>
+              <w:t>terbilang_biaya_pengosongan</w:t>
             </w:r>
             <w:proofErr w:type="spellEnd"/>
             <w:r>
@@ -5536,13 +5418,7 @@
         <w:rPr>
           <w:color w:val="1A1A2E"/>
         </w:rPr>
-        <w:t>}</w:t>
-      </w:r>
-      <w:r>
-        <w:rPr>
-          <w:color w:val="1A1A2E"/>
-        </w:rPr>
-        <w:t xml:space="preserve">}) </w:t>
+        <w:t xml:space="preserve">}}) </w:t>
       </w:r>
       <w:proofErr w:type="spellStart"/>
       <w:r>
@@ -5626,7 +5502,14 @@
         <w:rPr>
           <w:color w:val="1A1A2E"/>
         </w:rPr>
-        <w:t xml:space="preserve"> Deposit </w:t>
+        <w:t xml:space="preserve"> </w:t>
+      </w:r>
+      <w:r>
+        <w:rPr>
+          <w:color w:val="1A1A2E"/>
+        </w:rPr>
+        <w:lastRenderedPageBreak/>
+        <w:t xml:space="preserve">Deposit </w:t>
       </w:r>
       <w:proofErr w:type="spellStart"/>
       <w:r>
@@ -5796,6 +5679,8 @@
         </w:rPr>
         <w:t>;</w:t>
       </w:r>
+      <w:bookmarkStart w:id="0" w:name="_GoBack"/>
+      <w:bookmarkEnd w:id="0"/>
     </w:p>
     <w:p>
       <w:pPr>
@@ -5809,7 +5694,6 @@
           <w:bCs/>
           <w:color w:val="1A1A2E"/>
         </w:rPr>
-        <w:lastRenderedPageBreak/>
         <w:t>b.</w:t>
       </w:r>
       <w:r>
@@ -5921,13 +5805,7 @@
         <w:rPr>
           <w:color w:val="1A1A2E"/>
         </w:rPr>
-        <w:t>dilak</w:t>
-      </w:r>
-      <w:r>
-        <w:rPr>
-          <w:color w:val="1A1A2E"/>
-        </w:rPr>
-        <w:t>ukan</w:t>
+        <w:t>dilakukan</w:t>
       </w:r>
       <w:proofErr w:type="spellEnd"/>
       <w:r>
@@ -6638,6 +6516,7 @@
     <w:tbl>
       <w:tblPr>
         <w:tblW w:w="6230" w:type="dxa"/>
+        <w:jc w:val="center"/>
         <w:tblBorders>
           <w:top w:val="single" w:sz="4" w:space="0" w:color="auto"/>
           <w:left w:val="single" w:sz="4" w:space="0" w:color="auto"/>
@@ -6657,12 +6536,9 @@
         <w:gridCol w:w="3904"/>
       </w:tblGrid>
       <w:tr>
-        <w:tblPrEx>
-          <w:tblCellMar>
-            <w:top w:w="0" w:type="dxa"/>
-            <w:bottom w:w="0" w:type="dxa"/>
-          </w:tblCellMar>
-        </w:tblPrEx>
+        <w:trPr>
+          <w:jc w:val="center"/>
+        </w:trPr>
         <w:tc>
           <w:tcPr>
             <w:tcW w:w="2326" w:type="dxa"/>
@@ -6736,12 +6612,9 @@
         </w:tc>
       </w:tr>
       <w:tr>
-        <w:tblPrEx>
-          <w:tblCellMar>
-            <w:top w:w="0" w:type="dxa"/>
-            <w:bottom w:w="0" w:type="dxa"/>
-          </w:tblCellMar>
-        </w:tblPrEx>
+        <w:trPr>
+          <w:jc w:val="center"/>
+        </w:trPr>
         <w:tc>
           <w:tcPr>
             <w:tcW w:w="2326" w:type="dxa"/>
@@ -6827,12 +6700,9 @@
         </w:tc>
       </w:tr>
       <w:tr>
-        <w:tblPrEx>
-          <w:tblCellMar>
-            <w:top w:w="0" w:type="dxa"/>
-            <w:bottom w:w="0" w:type="dxa"/>
-          </w:tblCellMar>
-        </w:tblPrEx>
+        <w:trPr>
+          <w:jc w:val="center"/>
+        </w:trPr>
         <w:tc>
           <w:tcPr>
             <w:tcW w:w="2326" w:type="dxa"/>
@@ -7338,13 +7208,7 @@
         <w:rPr>
           <w:color w:val="1A1A2E"/>
         </w:rPr>
-        <w:t>doku</w:t>
-      </w:r>
-      <w:r>
-        <w:rPr>
-          <w:color w:val="1A1A2E"/>
-        </w:rPr>
-        <w:t>men</w:t>
+        <w:t>dokumen</w:t>
       </w:r>
       <w:proofErr w:type="spellEnd"/>
       <w:r>
@@ -7435,6 +7299,7 @@
           <w:bCs/>
           <w:color w:val="C0392B"/>
         </w:rPr>
+        <w:lastRenderedPageBreak/>
         <w:t>PASAL 7</w:t>
       </w:r>
       <w:r>
@@ -7460,7 +7325,6 @@
           <w:bCs/>
           <w:color w:val="1A1A2E"/>
         </w:rPr>
-        <w:lastRenderedPageBreak/>
         <w:t>PIHAK PERTAMA</w:t>
       </w:r>
       <w:r>
@@ -8024,15 +7888,7 @@
           <w:bCs/>
           <w:color w:val="1A1A2E"/>
         </w:rPr>
-        <w:t>PIHA</w:t>
-      </w:r>
-      <w:r>
-        <w:rPr>
-          <w:b/>
-          <w:bCs/>
-          <w:color w:val="1A1A2E"/>
-        </w:rPr>
-        <w:t>K KEDUA</w:t>
+        <w:t>PIHAK KEDUA</w:t>
       </w:r>
       <w:r>
         <w:rPr>
@@ -8507,13 +8363,7 @@
         <w:rPr>
           <w:color w:val="1A1A2E"/>
         </w:rPr>
-        <w:t>ris</w:t>
-      </w:r>
-      <w:r>
-        <w:rPr>
-          <w:color w:val="1A1A2E"/>
-        </w:rPr>
-        <w:t>alah</w:t>
+        <w:t>risalah</w:t>
       </w:r>
       <w:proofErr w:type="spellEnd"/>
       <w:r>
@@ -8938,13 +8788,7 @@
         <w:rPr>
           <w:color w:val="1A1A2E"/>
         </w:rPr>
-        <w:t>unt</w:t>
-      </w:r>
-      <w:r>
-        <w:rPr>
-          <w:color w:val="1A1A2E"/>
-        </w:rPr>
-        <w:t>uk</w:t>
+        <w:t>untuk</w:t>
       </w:r>
       <w:proofErr w:type="spellEnd"/>
       <w:r>
@@ -9349,15 +9193,7 @@
           <w:bCs/>
           <w:color w:val="1A1A2E"/>
         </w:rPr>
-        <w:t>sembila</w:t>
-      </w:r>
-      <w:r>
-        <w:rPr>
-          <w:b/>
-          <w:bCs/>
-          <w:color w:val="1A1A2E"/>
-        </w:rPr>
-        <w:t>n</w:t>
+        <w:t>sembilan</w:t>
       </w:r>
       <w:proofErr w:type="spellEnd"/>
       <w:r>
@@ -9421,6 +9257,7 @@
         <w:rPr>
           <w:color w:val="1A1A2E"/>
         </w:rPr>
+        <w:lastRenderedPageBreak/>
         <w:t>tanggal</w:t>
       </w:r>
       <w:proofErr w:type="spellEnd"/>
@@ -9547,7 +9384,6 @@
         <w:rPr>
           <w:color w:val="1A1A2E"/>
         </w:rPr>
-        <w:lastRenderedPageBreak/>
         <w:t>dari</w:t>
       </w:r>
       <w:proofErr w:type="spellEnd"/>
@@ -10193,15 +10029,7 @@
           <w:bCs/>
           <w:color w:val="1A1A2E"/>
         </w:rPr>
-        <w:t>H+5 (li</w:t>
-      </w:r>
-      <w:r>
-        <w:rPr>
-          <w:b/>
-          <w:bCs/>
-          <w:color w:val="1A1A2E"/>
-        </w:rPr>
-        <w:t xml:space="preserve">ma </w:t>
+        <w:t xml:space="preserve">H+5 (lima </w:t>
       </w:r>
       <w:proofErr w:type="spellStart"/>
       <w:r>
@@ -11409,13 +11237,7 @@
         <w:rPr>
           <w:color w:val="1A1A2E"/>
         </w:rPr>
-        <w:t>seluru</w:t>
-      </w:r>
-      <w:r>
-        <w:rPr>
-          <w:color w:val="1A1A2E"/>
-        </w:rPr>
-        <w:t>h</w:t>
+        <w:t>seluruh</w:t>
       </w:r>
       <w:proofErr w:type="spellEnd"/>
       <w:r>
@@ -11605,6 +11427,7 @@
           <w:bCs/>
           <w:color w:val="1A1A2E"/>
         </w:rPr>
+        <w:lastRenderedPageBreak/>
         <w:t>a.</w:t>
       </w:r>
       <w:r>
@@ -11814,7 +11637,6 @@
         <w:rPr>
           <w:color w:val="1A1A2E"/>
         </w:rPr>
-        <w:lastRenderedPageBreak/>
         <w:t>ke</w:t>
       </w:r>
       <w:proofErr w:type="spellEnd"/>
@@ -12187,13 +12009,7 @@
         <w:rPr>
           <w:color w:val="1A1A2E"/>
         </w:rPr>
-        <w:t>menyeles</w:t>
-      </w:r>
-      <w:r>
-        <w:rPr>
-          <w:color w:val="1A1A2E"/>
-        </w:rPr>
-        <w:t>aikan</w:t>
+        <w:t>menyelesaikan</w:t>
       </w:r>
       <w:proofErr w:type="spellEnd"/>
       <w:r>
@@ -12651,13 +12467,7 @@
         <w:rPr>
           <w:color w:val="1A1A2E"/>
         </w:rPr>
-        <w:t>men</w:t>
-      </w:r>
-      <w:r>
-        <w:rPr>
-          <w:color w:val="1A1A2E"/>
-        </w:rPr>
-        <w:t>yelesaikan</w:t>
+        <w:t>menyelesaikan</w:t>
       </w:r>
       <w:proofErr w:type="spellEnd"/>
       <w:r>
@@ -13523,15 +13333,7 @@
           <w:bCs/>
           <w:color w:val="1A1A2E"/>
         </w:rPr>
-        <w:t>PAR</w:t>
-      </w:r>
-      <w:r>
-        <w:rPr>
-          <w:b/>
-          <w:bCs/>
-          <w:color w:val="1A1A2E"/>
-        </w:rPr>
-        <w:t>A PIHAK</w:t>
+        <w:t>PARA PIHAK</w:t>
       </w:r>
       <w:r>
         <w:rPr>
@@ -13630,8 +13432,6 @@
         <w:sectPr>
           <w:headerReference w:type="default" r:id="rId8"/>
           <w:footerReference w:type="default" r:id="rId9"/>
-          <w:headerReference w:type="first" r:id="rId10"/>
-          <w:footerReference w:type="first" r:id="rId11"/>
           <w:pgSz w:w="11906" w:h="16838"/>
           <w:pgMar w:top="1800" w:right="1800" w:bottom="1440" w:left="1800" w:header="720" w:footer="708" w:gutter="0"/>
           <w:pgNumType w:start="1"/>
@@ -13925,6 +13725,7 @@
           <w:bCs/>
           <w:color w:val="1A1A2E"/>
         </w:rPr>
+        <w:lastRenderedPageBreak/>
         <w:t>rangkap</w:t>
       </w:r>
       <w:proofErr w:type="spellEnd"/>
@@ -13999,13 +13800,7 @@
         <w:rPr>
           <w:color w:val="1A1A2E"/>
         </w:rPr>
-        <w:t>masing-masi</w:t>
-      </w:r>
-      <w:r>
-        <w:rPr>
-          <w:color w:val="1A1A2E"/>
-        </w:rPr>
-        <w:t>ng</w:t>
+        <w:t>masing-masing</w:t>
       </w:r>
       <w:proofErr w:type="spellEnd"/>
       <w:r>
@@ -14093,12 +13888,6 @@
         <w:gridCol w:w="4153"/>
       </w:tblGrid>
       <w:tr>
-        <w:tblPrEx>
-          <w:tblCellMar>
-            <w:top w:w="0" w:type="dxa"/>
-            <w:bottom w:w="0" w:type="dxa"/>
-          </w:tblCellMar>
-        </w:tblPrEx>
         <w:tc>
           <w:tcPr>
             <w:tcW w:w="4153" w:type="dxa"/>
@@ -14137,8 +13926,6 @@
               <w:spacing w:after="20"/>
               <w:jc w:val="center"/>
             </w:pPr>
-            <w:bookmarkStart w:id="0" w:name="_GoBack"/>
-            <w:bookmarkEnd w:id="0"/>
           </w:p>
         </w:tc>
         <w:tc>
@@ -14192,12 +13979,6 @@
         </w:tc>
       </w:tr>
       <w:tr>
-        <w:tblPrEx>
-          <w:tblCellMar>
-            <w:top w:w="0" w:type="dxa"/>
-            <w:bottom w:w="0" w:type="dxa"/>
-          </w:tblCellMar>
-        </w:tblPrEx>
         <w:tc>
           <w:tcPr>
             <w:tcW w:w="4153" w:type="dxa"/>
@@ -14406,12 +14187,6 @@
         </w:tc>
       </w:tr>
       <w:tr>
-        <w:tblPrEx>
-          <w:tblCellMar>
-            <w:top w:w="0" w:type="dxa"/>
-            <w:bottom w:w="0" w:type="dxa"/>
-          </w:tblCellMar>
-        </w:tblPrEx>
         <w:tc>
           <w:tcPr>
             <w:tcW w:w="4153" w:type="dxa"/>
@@ -14589,12 +14364,6 @@
         <w:gridCol w:w="4153"/>
       </w:tblGrid>
       <w:tr>
-        <w:tblPrEx>
-          <w:tblCellMar>
-            <w:top w:w="0" w:type="dxa"/>
-            <w:bottom w:w="0" w:type="dxa"/>
-          </w:tblCellMar>
-        </w:tblPrEx>
         <w:tc>
           <w:tcPr>
             <w:tcW w:w="4153" w:type="dxa"/>
@@ -14716,8 +14485,8 @@
     </w:tbl>
     <w:p/>
     <w:sectPr>
-      <w:headerReference w:type="default" r:id="rId12"/>
-      <w:footerReference w:type="default" r:id="rId13"/>
+      <w:headerReference w:type="default" r:id="rId10"/>
+      <w:footerReference w:type="default" r:id="rId11"/>
       <w:pgSz w:w="11906" w:h="16838"/>
       <w:pgMar w:top="1800" w:right="1800" w:bottom="1440" w:left="1800" w:header="708" w:footer="708" w:gutter="0"/>
       <w:cols w:space="720"/>
@@ -14780,12 +14549,6 @@
       <w:gridCol w:w="1400"/>
     </w:tblGrid>
     <w:tr>
-      <w:tblPrEx>
-        <w:tblCellMar>
-          <w:top w:w="0" w:type="dxa"/>
-          <w:bottom w:w="0" w:type="dxa"/>
-        </w:tblCellMar>
-      </w:tblPrEx>
       <w:tc>
         <w:tcPr>
           <w:tcW w:w="5306" w:type="dxa"/>
@@ -15102,12 +14865,6 @@
 
 <file path=word/footer2.xml><?xml version="1.0" encoding="utf-8"?>
 <w:ftr xmlns:wpc="http://schemas.microsoft.com/office/word/2010/wordprocessingCanvas" xmlns:cx="http://schemas.microsoft.com/office/drawing/2014/chartex" xmlns:cx1="http://schemas.microsoft.com/office/drawing/2015/9/8/chartex" xmlns:cx2="http://schemas.microsoft.com/office/drawing/2015/10/21/chartex" xmlns:cx3="http://schemas.microsoft.com/office/drawing/2016/5/9/chartex" xmlns:cx4="http://schemas.microsoft.com/office/drawing/2016/5/10/chartex" xmlns:cx5="http://schemas.microsoft.com/office/drawing/2016/5/11/chartex" xmlns:cx6="http://schemas.microsoft.com/office/drawing/2016/5/12/chartex" xmlns:cx7="http://schemas.microsoft.com/office/drawing/2016/5/13/chartex" xmlns:cx8="http://schemas.microsoft.com/office/drawing/2016/5/14/chartex" xmlns:mc="http://schemas.openxmlformats.org/markup-compatibility/2006" xmlns:aink="http://schemas.microsoft.com/office/drawing/2016/ink" xmlns:am3d="http://schemas.microsoft.com/office/drawing/2017/model3d" xmlns:o="urn:schemas-microsoft-com:office:office" xmlns:r="http://schemas.openxmlformats.org/officeDocument/2006/relationships" xmlns:m="http://schemas.openxmlformats.org/officeDocument/2006/math" xmlns:v="urn:schemas-microsoft-com:vml" xmlns:wp14="http://schemas.microsoft.com/office/word/2010/wordprocessingDrawing" xmlns:wp="http://schemas.openxmlformats.org/drawingml/2006/wordprocessingDrawing" xmlns:w10="urn:schemas-microsoft-com:office:word" xmlns:w="http://schemas.openxmlformats.org/wordprocessingml/2006/main" xmlns:w14="http://schemas.microsoft.com/office/word/2010/wordml" xmlns:w15="http://schemas.microsoft.com/office/word/2012/wordml" xmlns:w16cid="http://schemas.microsoft.com/office/word/2016/wordml/cid" xmlns:w16se="http://schemas.microsoft.com/office/word/2015/wordml/symex" xmlns:wpg="http://schemas.microsoft.com/office/word/2010/wordprocessingGroup" xmlns:wpi="http://schemas.microsoft.com/office/word/2010/wordprocessingInk" xmlns:wne="http://schemas.microsoft.com/office/word/2006/wordml" xmlns:wps="http://schemas.microsoft.com/office/word/2010/wordprocessingShape" mc:Ignorable="w14 w15 w16se w16cid wp14">
-  <w:p/>
-</w:ftr>
-</file>
-
-<file path=word/footer3.xml><?xml version="1.0" encoding="utf-8"?>
-<w:ftr xmlns:wpc="http://schemas.microsoft.com/office/word/2010/wordprocessingCanvas" xmlns:cx="http://schemas.microsoft.com/office/drawing/2014/chartex" xmlns:cx1="http://schemas.microsoft.com/office/drawing/2015/9/8/chartex" xmlns:cx2="http://schemas.microsoft.com/office/drawing/2015/10/21/chartex" xmlns:cx3="http://schemas.microsoft.com/office/drawing/2016/5/9/chartex" xmlns:cx4="http://schemas.microsoft.com/office/drawing/2016/5/10/chartex" xmlns:cx5="http://schemas.microsoft.com/office/drawing/2016/5/11/chartex" xmlns:cx6="http://schemas.microsoft.com/office/drawing/2016/5/12/chartex" xmlns:cx7="http://schemas.microsoft.com/office/drawing/2016/5/13/chartex" xmlns:cx8="http://schemas.microsoft.com/office/drawing/2016/5/14/chartex" xmlns:mc="http://schemas.openxmlformats.org/markup-compatibility/2006" xmlns:aink="http://schemas.microsoft.com/office/drawing/2016/ink" xmlns:am3d="http://schemas.microsoft.com/office/drawing/2017/model3d" xmlns:o="urn:schemas-microsoft-com:office:office" xmlns:r="http://schemas.openxmlformats.org/officeDocument/2006/relationships" xmlns:m="http://schemas.openxmlformats.org/officeDocument/2006/math" xmlns:v="urn:schemas-microsoft-com:vml" xmlns:wp14="http://schemas.microsoft.com/office/word/2010/wordprocessingDrawing" xmlns:wp="http://schemas.openxmlformats.org/drawingml/2006/wordprocessingDrawing" xmlns:w10="urn:schemas-microsoft-com:office:word" xmlns:w="http://schemas.openxmlformats.org/wordprocessingml/2006/main" xmlns:w14="http://schemas.microsoft.com/office/word/2010/wordml" xmlns:w15="http://schemas.microsoft.com/office/word/2012/wordml" xmlns:w16cid="http://schemas.microsoft.com/office/word/2016/wordml/cid" xmlns:w16se="http://schemas.microsoft.com/office/word/2015/wordml/symex" xmlns:wpg="http://schemas.microsoft.com/office/word/2010/wordprocessingGroup" xmlns:wpi="http://schemas.microsoft.com/office/word/2010/wordprocessingInk" xmlns:wne="http://schemas.microsoft.com/office/word/2006/wordml" xmlns:wps="http://schemas.microsoft.com/office/word/2010/wordprocessingShape" mc:Ignorable="w14 w15 w16se w16cid wp14">
   <w:p>
     <w:pPr>
       <w:pBdr>
@@ -15293,12 +15050,6 @@
       <w:gridCol w:w="7616"/>
     </w:tblGrid>
     <w:tr>
-      <w:tblPrEx>
-        <w:tblCellMar>
-          <w:top w:w="0" w:type="dxa"/>
-          <w:bottom w:w="0" w:type="dxa"/>
-        </w:tblCellMar>
-      </w:tblPrEx>
       <w:tc>
         <w:tcPr>
           <w:tcW w:w="600" w:type="dxa"/>
@@ -15435,12 +15186,6 @@
 </file>
 
 <file path=word/header2.xml><?xml version="1.0" encoding="utf-8"?>
-<w:hdr xmlns:wpc="http://schemas.microsoft.com/office/word/2010/wordprocessingCanvas" xmlns:cx="http://schemas.microsoft.com/office/drawing/2014/chartex" xmlns:cx1="http://schemas.microsoft.com/office/drawing/2015/9/8/chartex" xmlns:cx2="http://schemas.microsoft.com/office/drawing/2015/10/21/chartex" xmlns:cx3="http://schemas.microsoft.com/office/drawing/2016/5/9/chartex" xmlns:cx4="http://schemas.microsoft.com/office/drawing/2016/5/10/chartex" xmlns:cx5="http://schemas.microsoft.com/office/drawing/2016/5/11/chartex" xmlns:cx6="http://schemas.microsoft.com/office/drawing/2016/5/12/chartex" xmlns:cx7="http://schemas.microsoft.com/office/drawing/2016/5/13/chartex" xmlns:cx8="http://schemas.microsoft.com/office/drawing/2016/5/14/chartex" xmlns:mc="http://schemas.openxmlformats.org/markup-compatibility/2006" xmlns:aink="http://schemas.microsoft.com/office/drawing/2016/ink" xmlns:am3d="http://schemas.microsoft.com/office/drawing/2017/model3d" xmlns:o="urn:schemas-microsoft-com:office:office" xmlns:r="http://schemas.openxmlformats.org/officeDocument/2006/relationships" xmlns:m="http://schemas.openxmlformats.org/officeDocument/2006/math" xmlns:v="urn:schemas-microsoft-com:vml" xmlns:wp14="http://schemas.microsoft.com/office/word/2010/wordprocessingDrawing" xmlns:wp="http://schemas.openxmlformats.org/drawingml/2006/wordprocessingDrawing" xmlns:w10="urn:schemas-microsoft-com:office:word" xmlns:w="http://schemas.openxmlformats.org/wordprocessingml/2006/main" xmlns:w14="http://schemas.microsoft.com/office/word/2010/wordml" xmlns:w15="http://schemas.microsoft.com/office/word/2012/wordml" xmlns:w16cid="http://schemas.microsoft.com/office/word/2016/wordml/cid" xmlns:w16se="http://schemas.microsoft.com/office/word/2015/wordml/symex" xmlns:wpg="http://schemas.microsoft.com/office/word/2010/wordprocessingGroup" xmlns:wpi="http://schemas.microsoft.com/office/word/2010/wordprocessingInk" xmlns:wne="http://schemas.microsoft.com/office/word/2006/wordml" xmlns:wps="http://schemas.microsoft.com/office/word/2010/wordprocessingShape" mc:Ignorable="w14 w15 w16se w16cid wp14">
-  <w:p/>
-</w:hdr>
-</file>
-
-<file path=word/header3.xml><?xml version="1.0" encoding="utf-8"?>
 <w:hdr xmlns:wpc="http://schemas.microsoft.com/office/word/2010/wordprocessingCanvas" xmlns:cx="http://schemas.microsoft.com/office/drawing/2014/chartex" xmlns:cx1="http://schemas.microsoft.com/office/drawing/2015/9/8/chartex" xmlns:cx2="http://schemas.microsoft.com/office/drawing/2015/10/21/chartex" xmlns:cx3="http://schemas.microsoft.com/office/drawing/2016/5/9/chartex" xmlns:cx4="http://schemas.microsoft.com/office/drawing/2016/5/10/chartex" xmlns:cx5="http://schemas.microsoft.com/office/drawing/2016/5/11/chartex" xmlns:cx6="http://schemas.microsoft.com/office/drawing/2016/5/12/chartex" xmlns:cx7="http://schemas.microsoft.com/office/drawing/2016/5/13/chartex" xmlns:cx8="http://schemas.microsoft.com/office/drawing/2016/5/14/chartex" xmlns:mc="http://schemas.openxmlformats.org/markup-compatibility/2006" xmlns:aink="http://schemas.microsoft.com/office/drawing/2016/ink" xmlns:am3d="http://schemas.microsoft.com/office/drawing/2017/model3d" xmlns:o="urn:schemas-microsoft-com:office:office" xmlns:r="http://schemas.openxmlformats.org/officeDocument/2006/relationships" xmlns:m="http://schemas.openxmlformats.org/officeDocument/2006/math" xmlns:v="urn:schemas-microsoft-com:vml" xmlns:wp14="http://schemas.microsoft.com/office/word/2010/wordprocessingDrawing" xmlns:wp="http://schemas.openxmlformats.org/drawingml/2006/wordprocessingDrawing" xmlns:w10="urn:schemas-microsoft-com:office:word" xmlns:w="http://schemas.openxmlformats.org/wordprocessingml/2006/main" xmlns:w14="http://schemas.microsoft.com/office/word/2010/wordml" xmlns:w15="http://schemas.microsoft.com/office/word/2012/wordml" xmlns:w16cid="http://schemas.microsoft.com/office/word/2016/wordml/cid" xmlns:w16se="http://schemas.microsoft.com/office/word/2015/wordml/symex" xmlns:wpg="http://schemas.microsoft.com/office/word/2010/wordprocessingGroup" xmlns:wpi="http://schemas.microsoft.com/office/word/2010/wordprocessingInk" xmlns:wne="http://schemas.microsoft.com/office/word/2006/wordml" xmlns:wps="http://schemas.microsoft.com/office/word/2010/wordprocessingShape" mc:Ignorable="w14 w15 w16se w16cid wp14">
   <w:p/>
 </w:hdr>
@@ -16199,6 +15944,48 @@
       <w:szCs w:val="20"/>
     </w:rPr>
   </w:style>
+  <w:style w:type="paragraph" w:styleId="Header">
+    <w:name w:val="header"/>
+    <w:basedOn w:val="Normal"/>
+    <w:link w:val="HeaderChar"/>
+    <w:uiPriority w:val="99"/>
+    <w:unhideWhenUsed/>
+    <w:rsid w:val="0000381E"/>
+    <w:pPr>
+      <w:tabs>
+        <w:tab w:val="center" w:pos="4680"/>
+        <w:tab w:val="right" w:pos="9360"/>
+      </w:tabs>
+    </w:pPr>
+  </w:style>
+  <w:style w:type="character" w:customStyle="1" w:styleId="HeaderChar">
+    <w:name w:val="Header Char"/>
+    <w:basedOn w:val="DefaultParagraphFont"/>
+    <w:link w:val="Header"/>
+    <w:uiPriority w:val="99"/>
+    <w:rsid w:val="0000381E"/>
+  </w:style>
+  <w:style w:type="paragraph" w:styleId="Footer">
+    <w:name w:val="footer"/>
+    <w:basedOn w:val="Normal"/>
+    <w:link w:val="FooterChar"/>
+    <w:uiPriority w:val="99"/>
+    <w:unhideWhenUsed/>
+    <w:rsid w:val="0000381E"/>
+    <w:pPr>
+      <w:tabs>
+        <w:tab w:val="center" w:pos="4680"/>
+        <w:tab w:val="right" w:pos="9360"/>
+      </w:tabs>
+    </w:pPr>
+  </w:style>
+  <w:style w:type="character" w:customStyle="1" w:styleId="FooterChar">
+    <w:name w:val="Footer Char"/>
+    <w:basedOn w:val="DefaultParagraphFont"/>
+    <w:link w:val="Footer"/>
+    <w:uiPriority w:val="99"/>
+    <w:rsid w:val="0000381E"/>
+  </w:style>
 </w:styles>
 </file>
 
